--- a/работа/DIPLOMNAYA_rabota .docx
+++ b/работа/DIPLOMNAYA_rabota .docx
@@ -109,6 +109,7 @@
     <w:p>
       <w:pPr>
         <w:pStyle w:val="Normal"/>
+        <w:pageBreakBefore/>
         <w:spacing w:lineRule="auto" w:line="360" w:before="240" w:after="240"/>
         <w:ind w:hanging="0"/>
         <w:jc w:val="center"/>
@@ -125,380 +126,385 @@
         <w:t>ОГЛАВЛЕНИЕ</w:t>
       </w:r>
     </w:p>
-    <w:sdt>
-      <w:sdtPr>
-        <w:docPartObj>
-          <w:docPartGallery w:val="Table of Contents"/>
-          <w:docPartUnique w:val="true"/>
-        </w:docPartObj>
-      </w:sdtPr>
-      <w:sdtContent>
-        <w:p>
-          <w:pPr>
-            <w:pStyle w:val="TOC2"/>
-            <w:tabs>
-              <w:tab w:val="clear" w:pos="9300"/>
-              <w:tab w:val="right" w:pos="9688" w:leader="dot"/>
-            </w:tabs>
-            <w:rPr/>
-          </w:pPr>
-          <w:r>
-            <w:fldChar w:fldCharType="begin"/>
-          </w:r>
-          <w:r>
-            <w:rPr>
-              <w:webHidden/>
-              <w:rStyle w:val="IndexLink"/>
-            </w:rPr>
-            <w:instrText xml:space="preserve"> TOC \z \o "1-3" \u \h</w:instrText>
-          </w:r>
-          <w:r>
-            <w:rPr>
-              <w:webHidden/>
-              <w:rStyle w:val="IndexLink"/>
-            </w:rPr>
-            <w:fldChar w:fldCharType="separate"/>
-          </w:r>
-          <w:hyperlink w:anchor="__RefHeading___Toc8715_1604219493">
-            <w:bookmarkStart w:id="2" w:name="оглавление"/>
-            <w:bookmarkEnd w:id="2"/>
-            <w:r>
-              <w:rPr>
-                <w:webHidden/>
-                <w:rStyle w:val="IndexLink"/>
-              </w:rPr>
-              <w:t>ВВЕДЕНИЕ</w:t>
-              <w:tab/>
-              <w:t>2</w:t>
-            </w:r>
-          </w:hyperlink>
-        </w:p>
-        <w:p>
-          <w:pPr>
-            <w:pStyle w:val="TOC2"/>
-            <w:tabs>
-              <w:tab w:val="clear" w:pos="9300"/>
-              <w:tab w:val="right" w:pos="9688" w:leader="dot"/>
-            </w:tabs>
-            <w:rPr/>
-          </w:pPr>
-          <w:hyperlink w:anchor="__RefHeading___Toc8717_1604219493">
-            <w:r>
-              <w:rPr>
-                <w:webHidden/>
-                <w:rStyle w:val="IndexLink"/>
-              </w:rPr>
-              <w:t>ГЛАВА 1. ТЕОРЕТИЧЕСКИЕ ОСНОВЫ ОРГАНИЗАЦИИ КОММЕРЧЕСКОЙ ДЕЯТЕЛЬНОСТИ В СЕТИ ФИРМЕННЫХ МАГАЗИНОВ ПРОМЫШЛЕННОГО ПРЕДПРИЯТИЯ</w:t>
-              <w:tab/>
-              <w:t>6</w:t>
-            </w:r>
-          </w:hyperlink>
-        </w:p>
-        <w:p>
-          <w:pPr>
-            <w:pStyle w:val="TOC3"/>
-            <w:tabs>
-              <w:tab w:val="clear" w:pos="9300"/>
-              <w:tab w:val="right" w:pos="9688" w:leader="dot"/>
-            </w:tabs>
-            <w:rPr/>
-          </w:pPr>
-          <w:hyperlink w:anchor="__RefHeading___Toc8719_1604219493">
-            <w:r>
-              <w:rPr>
-                <w:webHidden/>
-                <w:rStyle w:val="IndexLink"/>
-              </w:rPr>
-              <w:t>1.1 Сущность и содержание коммерческой деятельности промышленного предприятия</w:t>
-              <w:tab/>
-              <w:t>6</w:t>
-            </w:r>
-          </w:hyperlink>
-        </w:p>
-        <w:p>
-          <w:pPr>
-            <w:pStyle w:val="TOC3"/>
-            <w:tabs>
-              <w:tab w:val="clear" w:pos="9300"/>
-              <w:tab w:val="right" w:pos="9688" w:leader="dot"/>
-            </w:tabs>
-            <w:rPr/>
-          </w:pPr>
-          <w:hyperlink w:anchor="__RefHeading___Toc8721_1604219493">
-            <w:r>
-              <w:rPr>
-                <w:webHidden/>
-                <w:rStyle w:val="IndexLink"/>
-              </w:rPr>
-              <w:t>1.2 Понятие, виды и функции сети фирменных магазинов промышленного предприятия</w:t>
-              <w:tab/>
-              <w:t>10</w:t>
-            </w:r>
-          </w:hyperlink>
-        </w:p>
-        <w:p>
-          <w:pPr>
-            <w:pStyle w:val="TOC3"/>
-            <w:tabs>
-              <w:tab w:val="clear" w:pos="9300"/>
-              <w:tab w:val="right" w:pos="9688" w:leader="dot"/>
-            </w:tabs>
-            <w:rPr/>
-          </w:pPr>
-          <w:hyperlink w:anchor="__RefHeading___Toc8723_1604219493">
-            <w:r>
-              <w:rPr>
-                <w:webHidden/>
-                <w:rStyle w:val="IndexLink"/>
-              </w:rPr>
-              <w:t>1.3 Методические подходы к организации коммерческой деятельности и оценке её эффективности</w:t>
-              <w:tab/>
-              <w:t>15</w:t>
-            </w:r>
-          </w:hyperlink>
-        </w:p>
-        <w:p>
-          <w:pPr>
-            <w:pStyle w:val="TOC2"/>
-            <w:tabs>
-              <w:tab w:val="clear" w:pos="9300"/>
-              <w:tab w:val="right" w:pos="9688" w:leader="dot"/>
-            </w:tabs>
-            <w:rPr/>
-          </w:pPr>
-          <w:hyperlink w:anchor="__RefHeading___Toc8725_1604219493">
-            <w:r>
-              <w:rPr>
-                <w:webHidden/>
-                <w:rStyle w:val="IndexLink"/>
-              </w:rPr>
-              <w:t>ГЛАВА 2. АНАЛИЗ ХОЗЯЙСТВЕННОЙ ДЕЯТЕЛЬНОСТИ АО «ВИТА ЛАЙФ» КАК БАЗЫ ДЛЯ РАЗВИТИЯ ФИРМЕННОЙ РОЗНИЧНОЙ СЕТИ</w:t>
-              <w:tab/>
-              <w:t>20</w:t>
-            </w:r>
-          </w:hyperlink>
-        </w:p>
-        <w:p>
-          <w:pPr>
-            <w:pStyle w:val="TOC3"/>
-            <w:tabs>
-              <w:tab w:val="clear" w:pos="9300"/>
-              <w:tab w:val="right" w:pos="9688" w:leader="dot"/>
-            </w:tabs>
-            <w:rPr/>
-          </w:pPr>
-          <w:hyperlink w:anchor="__RefHeading___Toc8727_1604219493">
-            <w:r>
-              <w:rPr>
-                <w:webHidden/>
-                <w:rStyle w:val="IndexLink"/>
-              </w:rPr>
-              <w:t>2.1 Организационно-экономическая характеристика АО «ВИТА ЛАЙФ»</w:t>
-              <w:tab/>
-              <w:t>20</w:t>
-            </w:r>
-          </w:hyperlink>
-        </w:p>
-        <w:p>
-          <w:pPr>
-            <w:pStyle w:val="TOC3"/>
-            <w:tabs>
-              <w:tab w:val="clear" w:pos="9300"/>
-              <w:tab w:val="right" w:pos="9688" w:leader="dot"/>
-            </w:tabs>
-            <w:rPr/>
-          </w:pPr>
-          <w:hyperlink w:anchor="__RefHeading___Toc8729_1604219493">
-            <w:r>
-              <w:rPr>
-                <w:webHidden/>
-                <w:rStyle w:val="IndexLink"/>
-              </w:rPr>
-              <w:t>2.2 Анализ финансовых результатов и имущественного потенциала за 2022–2025 гг</w:t>
-              <w:tab/>
-              <w:t>24</w:t>
-            </w:r>
-          </w:hyperlink>
-        </w:p>
-        <w:p>
-          <w:pPr>
-            <w:pStyle w:val="TOC3"/>
-            <w:tabs>
-              <w:tab w:val="clear" w:pos="9300"/>
-              <w:tab w:val="right" w:pos="9688" w:leader="dot"/>
-            </w:tabs>
-            <w:rPr/>
-          </w:pPr>
-          <w:hyperlink w:anchor="__RefHeading___Toc8731_1604219493">
-            <w:r>
-              <w:rPr>
-                <w:webHidden/>
-                <w:rStyle w:val="IndexLink"/>
-              </w:rPr>
-              <w:t>2.3 SWOT- и PEST-анализ внешней и внутренней среды</w:t>
-              <w:tab/>
-              <w:t>29</w:t>
-            </w:r>
-          </w:hyperlink>
-        </w:p>
-        <w:p>
-          <w:pPr>
-            <w:pStyle w:val="TOC2"/>
-            <w:tabs>
-              <w:tab w:val="clear" w:pos="9300"/>
-              <w:tab w:val="right" w:pos="9688" w:leader="dot"/>
-            </w:tabs>
-            <w:rPr/>
-          </w:pPr>
-          <w:hyperlink w:anchor="__RefHeading___Toc8733_1604219493">
-            <w:r>
-              <w:rPr>
-                <w:webHidden/>
-                <w:rStyle w:val="IndexLink"/>
-              </w:rPr>
-              <w:t>ГЛАВА 3. ПРОЕКТ ОРГАНИЗАЦИИ СЕТИ ФИРМЕННЫХ МАГАЗИНОВ АО «ВИТА ЛАЙФ» В РАМКАХ НОВОГО ПРОИЗВОДСТВЕННОГО НАПРАВЛЕНИЯ</w:t>
-              <w:tab/>
-              <w:t>34</w:t>
-            </w:r>
-          </w:hyperlink>
-        </w:p>
-        <w:p>
-          <w:pPr>
-            <w:pStyle w:val="TOC3"/>
-            <w:tabs>
-              <w:tab w:val="clear" w:pos="9300"/>
-              <w:tab w:val="right" w:pos="9688" w:leader="dot"/>
-            </w:tabs>
-            <w:rPr/>
-          </w:pPr>
-          <w:hyperlink w:anchor="__RefHeading___Toc8735_1604219493">
-            <w:r>
-              <w:rPr>
-                <w:webHidden/>
-                <w:rStyle w:val="IndexLink"/>
-              </w:rPr>
-              <w:t>3.1 Концепция проекта и описание продукции производственного направления</w:t>
-              <w:tab/>
-              <w:t>34</w:t>
-            </w:r>
-          </w:hyperlink>
-        </w:p>
-        <w:p>
-          <w:pPr>
-            <w:pStyle w:val="TOC3"/>
-            <w:tabs>
-              <w:tab w:val="clear" w:pos="9300"/>
-              <w:tab w:val="right" w:pos="9688" w:leader="dot"/>
-            </w:tabs>
-            <w:rPr/>
-          </w:pPr>
-          <w:hyperlink w:anchor="__RefHeading___Toc8737_1604219493">
-            <w:r>
-              <w:rPr>
-                <w:webHidden/>
-                <w:rStyle w:val="IndexLink"/>
-              </w:rPr>
-              <w:t>3.2 Организационно-коммерческая модель сети фирменных магазинов</w:t>
-              <w:tab/>
-              <w:t>40</w:t>
-            </w:r>
-          </w:hyperlink>
-        </w:p>
-        <w:p>
-          <w:pPr>
-            <w:pStyle w:val="TOC3"/>
-            <w:tabs>
-              <w:tab w:val="clear" w:pos="9300"/>
-              <w:tab w:val="right" w:pos="9688" w:leader="dot"/>
-            </w:tabs>
-            <w:rPr/>
-          </w:pPr>
-          <w:hyperlink w:anchor="__RefHeading___Toc8739_1604219493">
-            <w:r>
-              <w:rPr>
-                <w:webHidden/>
-                <w:rStyle w:val="IndexLink"/>
-              </w:rPr>
-              <w:t>3.3 Экономическое обоснование проекта и анализ рисков</w:t>
-              <w:tab/>
-              <w:t>50</w:t>
-            </w:r>
-          </w:hyperlink>
-        </w:p>
-        <w:p>
-          <w:pPr>
-            <w:pStyle w:val="TOC2"/>
-            <w:tabs>
-              <w:tab w:val="clear" w:pos="9300"/>
-              <w:tab w:val="right" w:pos="9688" w:leader="dot"/>
-            </w:tabs>
-            <w:rPr/>
-          </w:pPr>
-          <w:hyperlink w:anchor="__RefHeading___Toc8741_1604219493">
-            <w:r>
-              <w:rPr>
-                <w:webHidden/>
-                <w:rStyle w:val="IndexLink"/>
-              </w:rPr>
-              <w:t>ЗАКЛЮЧЕНИЕ</w:t>
-              <w:tab/>
-              <w:t>58</w:t>
-            </w:r>
-          </w:hyperlink>
-        </w:p>
-        <w:p>
-          <w:pPr>
-            <w:pStyle w:val="TOC2"/>
-            <w:tabs>
-              <w:tab w:val="clear" w:pos="9300"/>
-              <w:tab w:val="right" w:pos="9688" w:leader="dot"/>
-            </w:tabs>
-            <w:rPr/>
-          </w:pPr>
-          <w:hyperlink w:anchor="__RefHeading___Toc8743_1604219493">
-            <w:r>
-              <w:rPr>
-                <w:webHidden/>
-                <w:rStyle w:val="IndexLink"/>
-              </w:rPr>
-              <w:t>СПИСОК ИСПОЛЬЗОВАННЫХ ИСТОЧНИКОВ</w:t>
-              <w:tab/>
-              <w:t>62</w:t>
-            </w:r>
-          </w:hyperlink>
-        </w:p>
-        <w:p>
-          <w:pPr>
-            <w:pStyle w:val="TOC2"/>
-            <w:tabs>
-              <w:tab w:val="clear" w:pos="9300"/>
-              <w:tab w:val="right" w:pos="9688" w:leader="dot"/>
-            </w:tabs>
-            <w:rPr/>
-          </w:pPr>
-          <w:hyperlink w:anchor="__RefHeading___Toc8745_1604219493">
-            <w:r>
-              <w:rPr>
-                <w:webHidden/>
-                <w:rStyle w:val="IndexLink"/>
-              </w:rPr>
-              <w:t>ПРИЛОЖЕНИЯ</w:t>
-              <w:tab/>
-              <w:t>67</w:t>
-            </w:r>
-          </w:hyperlink>
-          <w:r>
-            <w:rPr>
-              <w:rStyle w:val="IndexLink"/>
-            </w:rPr>
-            <w:fldChar w:fldCharType="end"/>
-          </w:r>
-        </w:p>
-      </w:sdtContent>
-    </w:sdt>
+    <w:p>
+      <w:pPr>
+        <w:pStyle w:val="Normal"/>
+        <w:ind w:left="0" w:firstLine="0"/>
+        <w:tabs>
+          <w:tab w:val="right" w:leader="dot" w:pos="9355"/>
+        </w:tabs>
+        <w:spacing w:before="60" w:after="60" w:line="276" w:lineRule="auto"/>
+      </w:pPr>
+      <w:r>
+        <w:rPr>
+          <w:sz w:val="28"/>
+          <w:b/>
+        </w:rPr>
+        <w:t xml:space="preserve">ВВЕДЕНИЕ</w:t>
+      </w:r>
+      <w:r>
+        <w:rPr>
+          <w:sz w:val="28"/>
+        </w:rPr>
+        <w:tab/>
+        <w:t>3</w:t>
+      </w:r>
+    </w:p>
+    <w:p>
+      <w:pPr>
+        <w:pStyle w:val="Normal"/>
+        <w:ind w:left="0" w:firstLine="0"/>
+        <w:tabs>
+          <w:tab w:val="right" w:leader="dot" w:pos="9355"/>
+        </w:tabs>
+        <w:spacing w:before="60" w:after="60" w:line="276" w:lineRule="auto"/>
+      </w:pPr>
+      <w:r>
+        <w:rPr>
+          <w:sz w:val="28"/>
+          <w:b/>
+        </w:rPr>
+        <w:t xml:space="preserve">ГЛАВА 1. ТЕОРЕТИЧЕСКИЕ ОСНОВЫ ОРГАНИЗАЦИИ КОММЕРЧЕСКОЙ ДЕЯТЕЛЬНОСТИ В СЕТИ ФИРМЕННЫХ МАГАЗИНОВ ПРОМЫШЛЕННОГО ПРЕДПРИЯТИЯ</w:t>
+      </w:r>
+      <w:r>
+        <w:rPr>
+          <w:sz w:val="28"/>
+        </w:rPr>
+        <w:tab/>
+        <w:t>8</w:t>
+      </w:r>
+    </w:p>
+    <w:p>
+      <w:pPr>
+        <w:pStyle w:val="Normal"/>
+        <w:ind w:left="567" w:firstLine="0"/>
+        <w:tabs>
+          <w:tab w:val="right" w:leader="dot" w:pos="9355"/>
+        </w:tabs>
+        <w:spacing w:before="60" w:after="60" w:line="276" w:lineRule="auto"/>
+      </w:pPr>
+      <w:r>
+        <w:rPr>
+          <w:sz w:val="28"/>
+        </w:rPr>
+        <w:t xml:space="preserve">1.1 Сущность и содержание коммерческой деятельности промышленного предприятия</w:t>
+      </w:r>
+      <w:r>
+        <w:rPr>
+          <w:sz w:val="28"/>
+        </w:rPr>
+        <w:tab/>
+        <w:t>8</w:t>
+      </w:r>
+    </w:p>
+    <w:p>
+      <w:pPr>
+        <w:pStyle w:val="Normal"/>
+        <w:ind w:left="567" w:firstLine="0"/>
+        <w:tabs>
+          <w:tab w:val="right" w:leader="dot" w:pos="9355"/>
+        </w:tabs>
+        <w:spacing w:before="60" w:after="60" w:line="276" w:lineRule="auto"/>
+      </w:pPr>
+      <w:r>
+        <w:rPr>
+          <w:sz w:val="28"/>
+        </w:rPr>
+        <w:t xml:space="preserve">1.2 Понятие, виды и функции сети фирменных магазинов промышленного предприятия</w:t>
+      </w:r>
+      <w:r>
+        <w:rPr>
+          <w:sz w:val="28"/>
+        </w:rPr>
+        <w:tab/>
+        <w:t>14</w:t>
+      </w:r>
+    </w:p>
+    <w:p>
+      <w:pPr>
+        <w:pStyle w:val="Normal"/>
+        <w:ind w:left="567" w:firstLine="0"/>
+        <w:tabs>
+          <w:tab w:val="right" w:leader="dot" w:pos="9355"/>
+        </w:tabs>
+        <w:spacing w:before="60" w:after="60" w:line="276" w:lineRule="auto"/>
+      </w:pPr>
+      <w:r>
+        <w:rPr>
+          <w:sz w:val="28"/>
+        </w:rPr>
+        <w:t xml:space="preserve">1.3 Методические подходы к организации коммерческой деятельности и оценке её эффективности</w:t>
+      </w:r>
+      <w:r>
+        <w:rPr>
+          <w:sz w:val="28"/>
+        </w:rPr>
+        <w:tab/>
+        <w:t>21</w:t>
+      </w:r>
+    </w:p>
+    <w:p>
+      <w:pPr>
+        <w:pStyle w:val="Normal"/>
+        <w:ind w:left="0" w:firstLine="0"/>
+        <w:tabs>
+          <w:tab w:val="right" w:leader="dot" w:pos="9355"/>
+        </w:tabs>
+        <w:spacing w:before="60" w:after="60" w:line="276" w:lineRule="auto"/>
+      </w:pPr>
+      <w:r>
+        <w:rPr>
+          <w:sz w:val="28"/>
+          <w:b/>
+        </w:rPr>
+        <w:t xml:space="preserve">ГЛАВА 2. АНАЛИЗ КОММЕРЧЕСКОЙ ДЕЯТЕЛЬНОСТИ АКЦИОНЕРНОГО ОБЩЕСТВА «ВИТА ЛАЙФ» И РЫНКА ТОРГОВЫХ ПОМЕЩЕНИЙ</w:t>
+      </w:r>
+      <w:r>
+        <w:rPr>
+          <w:sz w:val="28"/>
+        </w:rPr>
+        <w:tab/>
+        <w:t>28</w:t>
+      </w:r>
+    </w:p>
+    <w:p>
+      <w:pPr>
+        <w:pStyle w:val="Normal"/>
+        <w:ind w:left="567" w:firstLine="0"/>
+        <w:tabs>
+          <w:tab w:val="right" w:leader="dot" w:pos="9355"/>
+        </w:tabs>
+        <w:spacing w:before="60" w:after="60" w:line="276" w:lineRule="auto"/>
+      </w:pPr>
+      <w:r>
+        <w:rPr>
+          <w:sz w:val="28"/>
+        </w:rPr>
+        <w:t xml:space="preserve">2.1 Организационно-экономическая характеристика АО «ВИТА ЛАЙФ»</w:t>
+      </w:r>
+      <w:r>
+        <w:rPr>
+          <w:sz w:val="28"/>
+        </w:rPr>
+        <w:tab/>
+        <w:t>28</w:t>
+      </w:r>
+    </w:p>
+    <w:p>
+      <w:pPr>
+        <w:pStyle w:val="Normal"/>
+        <w:ind w:left="567" w:firstLine="0"/>
+        <w:tabs>
+          <w:tab w:val="right" w:leader="dot" w:pos="9355"/>
+        </w:tabs>
+        <w:spacing w:before="60" w:after="60" w:line="276" w:lineRule="auto"/>
+      </w:pPr>
+      <w:r>
+        <w:rPr>
+          <w:sz w:val="28"/>
+        </w:rPr>
+        <w:t xml:space="preserve">2.2 Анализ финансовых результатов и имущественного потенциала за 2022–2025 гг.</w:t>
+      </w:r>
+      <w:r>
+        <w:rPr>
+          <w:sz w:val="28"/>
+        </w:rPr>
+        <w:tab/>
+        <w:t>33</w:t>
+      </w:r>
+    </w:p>
+    <w:p>
+      <w:pPr>
+        <w:pStyle w:val="Normal"/>
+        <w:ind w:left="567" w:firstLine="0"/>
+        <w:tabs>
+          <w:tab w:val="right" w:leader="dot" w:pos="9355"/>
+        </w:tabs>
+        <w:spacing w:before="60" w:after="60" w:line="276" w:lineRule="auto"/>
+      </w:pPr>
+      <w:r>
+        <w:rPr>
+          <w:sz w:val="28"/>
+        </w:rPr>
+        <w:t xml:space="preserve">2.3 Анализ рынка торговых помещений и конкурентной среды</w:t>
+      </w:r>
+      <w:r>
+        <w:rPr>
+          <w:sz w:val="28"/>
+        </w:rPr>
+        <w:tab/>
+        <w:t>39</w:t>
+      </w:r>
+    </w:p>
+    <w:p>
+      <w:pPr>
+        <w:pStyle w:val="Normal"/>
+        <w:ind w:left="0" w:firstLine="0"/>
+        <w:tabs>
+          <w:tab w:val="right" w:leader="dot" w:pos="9355"/>
+        </w:tabs>
+        <w:spacing w:before="60" w:after="60" w:line="276" w:lineRule="auto"/>
+      </w:pPr>
+      <w:r>
+        <w:rPr>
+          <w:sz w:val="28"/>
+          <w:b/>
+        </w:rPr>
+        <w:t xml:space="preserve">ГЛАВА 3. РАЗРАБОТКА ПРОЕКТНЫХ РЕШЕНИЙ ПО ОРГАНИЗАЦИИ КОММЕРЧЕСКОЙ ДЕЯТЕЛЬНОСТИ В СЕТИ ФИРМЕННЫХ МАГАЗИНОВ</w:t>
+      </w:r>
+      <w:r>
+        <w:rPr>
+          <w:sz w:val="28"/>
+        </w:rPr>
+        <w:tab/>
+        <w:t>47</w:t>
+      </w:r>
+    </w:p>
+    <w:p>
+      <w:pPr>
+        <w:pStyle w:val="Normal"/>
+        <w:ind w:left="567" w:firstLine="0"/>
+        <w:tabs>
+          <w:tab w:val="right" w:leader="dot" w:pos="9355"/>
+        </w:tabs>
+        <w:spacing w:before="60" w:after="60" w:line="276" w:lineRule="auto"/>
+      </w:pPr>
+      <w:r>
+        <w:rPr>
+          <w:sz w:val="28"/>
+        </w:rPr>
+        <w:t xml:space="preserve">3.1 Концепция проекта и описание продукции производственного направления</w:t>
+      </w:r>
+      <w:r>
+        <w:rPr>
+          <w:sz w:val="28"/>
+        </w:rPr>
+        <w:tab/>
+        <w:t>47</w:t>
+      </w:r>
+    </w:p>
+    <w:p>
+      <w:pPr>
+        <w:pStyle w:val="Normal"/>
+        <w:ind w:left="567" w:firstLine="0"/>
+        <w:tabs>
+          <w:tab w:val="right" w:leader="dot" w:pos="9355"/>
+        </w:tabs>
+        <w:spacing w:before="60" w:after="60" w:line="276" w:lineRule="auto"/>
+      </w:pPr>
+      <w:r>
+        <w:rPr>
+          <w:sz w:val="28"/>
+        </w:rPr>
+        <w:t xml:space="preserve">3.2 Организационно-коммерческая модель сети фирменных магазинов</w:t>
+      </w:r>
+      <w:r>
+        <w:rPr>
+          <w:sz w:val="28"/>
+        </w:rPr>
+        <w:tab/>
+        <w:t>54</w:t>
+      </w:r>
+    </w:p>
+    <w:p>
+      <w:pPr>
+        <w:pStyle w:val="Normal"/>
+        <w:ind w:left="567" w:firstLine="0"/>
+        <w:tabs>
+          <w:tab w:val="right" w:leader="dot" w:pos="9355"/>
+        </w:tabs>
+        <w:spacing w:before="60" w:after="60" w:line="276" w:lineRule="auto"/>
+      </w:pPr>
+      <w:r>
+        <w:rPr>
+          <w:sz w:val="28"/>
+        </w:rPr>
+        <w:t xml:space="preserve">3.3 Экономическое обоснование проекта и анализ рисков</w:t>
+      </w:r>
+      <w:r>
+        <w:rPr>
+          <w:sz w:val="28"/>
+        </w:rPr>
+        <w:tab/>
+        <w:t>65</w:t>
+      </w:r>
+    </w:p>
+    <w:p>
+      <w:pPr>
+        <w:pStyle w:val="Normal"/>
+        <w:ind w:left="0" w:firstLine="0"/>
+        <w:tabs>
+          <w:tab w:val="right" w:leader="dot" w:pos="9355"/>
+        </w:tabs>
+        <w:spacing w:before="60" w:after="60" w:line="276" w:lineRule="auto"/>
+      </w:pPr>
+      <w:r>
+        <w:rPr>
+          <w:sz w:val="28"/>
+          <w:b/>
+        </w:rPr>
+        <w:t xml:space="preserve">ЗАКЛЮЧЕНИЕ</w:t>
+      </w:r>
+      <w:r>
+        <w:rPr>
+          <w:sz w:val="28"/>
+        </w:rPr>
+        <w:tab/>
+        <w:t>75</w:t>
+      </w:r>
+    </w:p>
+    <w:p>
+      <w:pPr>
+        <w:pStyle w:val="Normal"/>
+        <w:ind w:left="0" w:firstLine="0"/>
+        <w:tabs>
+          <w:tab w:val="right" w:leader="dot" w:pos="9355"/>
+        </w:tabs>
+        <w:spacing w:before="60" w:after="60" w:line="276" w:lineRule="auto"/>
+      </w:pPr>
+      <w:r>
+        <w:rPr>
+          <w:sz w:val="28"/>
+          <w:b/>
+        </w:rPr>
+        <w:t xml:space="preserve">СПИСОК ИСПОЛЬЗОВАННЫХ ИСТОЧНИКОВ</w:t>
+      </w:r>
+      <w:r>
+        <w:rPr>
+          <w:sz w:val="28"/>
+        </w:rPr>
+        <w:tab/>
+        <w:t>80</w:t>
+      </w:r>
+    </w:p>
+    <w:p>
+      <w:pPr>
+        <w:pStyle w:val="Normal"/>
+        <w:ind w:left="0" w:firstLine="0"/>
+        <w:tabs>
+          <w:tab w:val="right" w:leader="dot" w:pos="9355"/>
+        </w:tabs>
+        <w:spacing w:before="60" w:after="60" w:line="276" w:lineRule="auto"/>
+      </w:pPr>
+      <w:r>
+        <w:rPr>
+          <w:sz w:val="28"/>
+          <w:b/>
+        </w:rPr>
+        <w:t xml:space="preserve">ПРИЛОЖЕНИЯ</w:t>
+      </w:r>
+      <w:r>
+        <w:rPr>
+          <w:sz w:val="28"/>
+        </w:rPr>
+        <w:tab/>
+        <w:t>85</w:t>
+      </w:r>
+    </w:p>
     <w:p>
       <w:pPr>
         <w:pStyle w:val="Heading2"/>
+        <w:pageBreakBefore/>
         <w:spacing w:lineRule="auto" w:line="360"/>
         <w:ind w:hanging="0"/>
         <w:jc w:val="center"/>
@@ -882,6 +888,7 @@
     <w:p>
       <w:pPr>
         <w:pStyle w:val="Heading2"/>
+        <w:pageBreakBefore/>
         <w:spacing w:lineRule="auto" w:line="360"/>
         <w:ind w:hanging="0"/>
         <w:jc w:val="center"/>
@@ -4566,6 +4573,7 @@
     <w:p>
       <w:pPr>
         <w:pStyle w:val="Heading2"/>
+        <w:pageBreakBefore/>
         <w:spacing w:lineRule="auto" w:line="360"/>
         <w:ind w:hanging="0"/>
         <w:jc w:val="center"/>
@@ -12435,6 +12443,7 @@
     <w:p>
       <w:pPr>
         <w:pStyle w:val="Heading2"/>
+        <w:pageBreakBefore/>
         <w:spacing w:lineRule="auto" w:line="360"/>
         <w:ind w:hanging="0"/>
         <w:jc w:val="center"/>
@@ -32343,6 +32352,7 @@
     <w:p>
       <w:pPr>
         <w:pStyle w:val="Heading2"/>
+        <w:pageBreakBefore/>
         <w:spacing w:lineRule="auto" w:line="360"/>
         <w:ind w:hanging="0"/>
         <w:jc w:val="center"/>
@@ -32674,6 +32684,7 @@
     <w:p>
       <w:pPr>
         <w:pStyle w:val="Heading2"/>
+        <w:pageBreakBefore/>
         <w:spacing w:lineRule="auto" w:line="360"/>
         <w:ind w:hanging="0"/>
         <w:jc w:val="center"/>
@@ -33950,6 +33961,7 @@
     <w:p>
       <w:pPr>
         <w:pStyle w:val="Heading2"/>
+        <w:pageBreakBefore/>
         <w:spacing w:lineRule="auto" w:line="360"/>
         <w:ind w:hanging="0"/>
         <w:jc w:val="center"/>
@@ -34050,6 +34062,7 @@
     </w:p>
     <w:p>
       <w:pPr>
+        <w:pageBreakBefore/>
         <w:spacing w:before="240"/>
         <w:jc w:val="center"/>
       </w:pPr>
@@ -34103,6 +34116,7 @@
     </w:p>
     <w:p>
       <w:pPr>
+        <w:pageBreakBefore/>
         <w:spacing w:before="240"/>
         <w:jc w:val="center"/>
       </w:pPr>
@@ -34156,6 +34170,7 @@
     </w:p>
     <w:p>
       <w:pPr>
+        <w:pageBreakBefore/>
         <w:spacing w:before="240"/>
         <w:jc w:val="center"/>
       </w:pPr>
@@ -34209,6 +34224,7 @@
     </w:p>
     <w:p>
       <w:pPr>
+        <w:pageBreakBefore/>
         <w:spacing w:before="240"/>
         <w:jc w:val="center"/>
       </w:pPr>
@@ -34262,6 +34278,7 @@
     </w:p>
     <w:p>
       <w:pPr>
+        <w:pageBreakBefore/>
         <w:spacing w:before="240"/>
         <w:jc w:val="center"/>
       </w:pPr>
@@ -34315,6 +34332,7 @@
     </w:p>
     <w:p>
       <w:pPr>
+        <w:pageBreakBefore/>
         <w:spacing w:before="240"/>
         <w:jc w:val="center"/>
       </w:pPr>
@@ -34368,6 +34386,7 @@
     </w:p>
     <w:p>
       <w:pPr>
+        <w:pageBreakBefore/>
         <w:spacing w:before="240"/>
         <w:jc w:val="center"/>
       </w:pPr>
@@ -34421,6 +34440,7 @@
     </w:p>
     <w:p>
       <w:pPr>
+        <w:pageBreakBefore/>
         <w:spacing w:before="240"/>
         <w:jc w:val="center"/>
       </w:pPr>
@@ -34474,6 +34494,7 @@
     </w:p>
     <w:p>
       <w:pPr>
+        <w:pageBreakBefore/>
         <w:spacing w:before="240"/>
         <w:jc w:val="center"/>
       </w:pPr>
@@ -34527,6 +34548,7 @@
     </w:p>
     <w:p>
       <w:pPr>
+        <w:pageBreakBefore/>
         <w:spacing w:before="240"/>
         <w:jc w:val="center"/>
       </w:pPr>
@@ -34580,6 +34602,7 @@
     </w:p>
     <w:p>
       <w:pPr>
+        <w:pageBreakBefore/>
         <w:spacing w:before="240"/>
         <w:jc w:val="center"/>
       </w:pPr>
@@ -34631,6 +34654,12 @@
         <w:t>Рисунок А.12 — Финансовая отчётность</w:t>
       </w:r>
     </w:p>
+    <w:sectPr>
+      <w:pgSz w:w="11906" w:h="16838" w:orient="portrait"/>
+      <w:pgMar w:top="1134" w:right="850" w:bottom="1134" w:left="1701" w:header="720" w:footer="720" w:gutter="0"/>
+      <w:cols w:space="720"/>
+      <w:docGrid w:linePitch="360"/>
+    </w:sectPr>
   </w:body>
 </w:document>
 </file>
